--- a/TrailheadSign.docx
+++ b/TrailheadSign.docx
@@ -316,20 +316,7 @@
               <w:right w:w="200" w:type="dxa"/>
             </w:tcMar>
           </w:tcPr>
-          <w:p>
-            <w:pPr>
-              <w:jc w:val="center"/>
-            </w:pPr>
-            <w:r>
-              <w:rPr>
-                <w:rFonts w:ascii="Arial" w:eastAsia="Arial" w:hAnsi="Arial" w:cs="Arial"/>
-                <w:color w:val="AADDAA"/>
-                <w:sz w:val="14"/>
-                <w:szCs w:val="14"/>
-              </w:rPr>
-              <w:t>fluoronator.github.io/Trails</w:t>
-            </w:r>
-          </w:p>
+          <w:p/>
         </w:tc>
       </w:tr>
     </w:tbl>
